--- a/r2-sme-packet-generator/outputs/HR_R2_SME_Review_Packet_Total_Rewards.docx
+++ b/r2-sme-packet-generator/outputs/HR_R2_SME_Review_Packet_Total_Rewards.docx
@@ -1904,7 +1904,7 @@
                 <w:color w:val="1C2722"/>
                 <w:sz w:val="18"/>
               </w:rPr>
-              <w:t>Global Mobility Program Management (proposed)</w:t>
+              <w:t>Global Mobility Program Management</w:t>
             </w:r>
           </w:p>
         </w:tc>
@@ -7305,7 +7305,1039 @@
           <w:color w:val="01632D"/>
           <w:sz w:val="32"/>
         </w:rPr>
-        <w:t>Appendix · Competency definitions and indicators for reference</w:t>
+        <w:t>Reference appendix</w:t>
+      </w:r>
+    </w:p>
+    <w:p>
+      <w:pPr>
+        <w:spacing w:after="120" w:before="0"/>
+      </w:pPr>
+      <w:r>
+        <w:rPr>
+          <w:rFonts w:ascii="Arial" w:hAnsi="Arial"/>
+          <w:b w:val="0"/>
+          <w:i/>
+          <w:color w:val="707773"/>
+          <w:sz w:val="18"/>
+        </w:rPr>
+        <w:t>Everything below is reference. Appendix A records where every Round 1 comment went; Appendix B holds the full competency indicators.</w:t>
+      </w:r>
+    </w:p>
+    <w:p>
+      <w:pPr>
+        <w:spacing w:before="200" w:after="120"/>
+      </w:pPr>
+      <w:r>
+        <w:rPr>
+          <w:rFonts w:ascii="Georgia" w:hAnsi="Georgia"/>
+          <w:b/>
+          <w:i w:val="0"/>
+          <w:color w:val="01632D"/>
+          <w:sz w:val="28"/>
+        </w:rPr>
+        <w:t>Appendix A · Disposition register (where your feedback went)</w:t>
+      </w:r>
+    </w:p>
+    <w:p>
+      <w:pPr>
+        <w:spacing w:after="120" w:before="0"/>
+      </w:pPr>
+      <w:r>
+        <w:rPr>
+          <w:rFonts w:ascii="Arial" w:hAnsi="Arial"/>
+          <w:b w:val="0"/>
+          <w:i w:val="0"/>
+          <w:color w:val="1C2722"/>
+          <w:sz w:val="20"/>
+        </w:rPr>
+        <w:t>Every Round 1 comment on the Total Rewards competencies, grouped by competency, with how it was used. Nothing was dropped on a statistic.</w:t>
+      </w:r>
+    </w:p>
+    <w:tbl>
+      <w:tblPr>
+        <w:tblStyle w:val="TableGrid"/>
+        <w:tblW w:type="auto" w:w="0"/>
+        <w:jc w:val="left"/>
+        <w:tblLook w:firstColumn="1" w:firstRow="1" w:lastColumn="0" w:lastRow="0" w:noHBand="0" w:noVBand="1" w:val="04A0"/>
+      </w:tblPr>
+      <w:tblGrid>
+        <w:gridCol w:w="2520"/>
+        <w:gridCol w:w="2520"/>
+        <w:gridCol w:w="2520"/>
+        <w:gridCol w:w="2520"/>
+      </w:tblGrid>
+      <w:tr>
+        <w:trPr>
+          <w:tblHeader w:val="true"/>
+        </w:trPr>
+        <w:tc>
+          <w:tcPr>
+            <w:tcW w:type="dxa" w:w="2520"/>
+            <w:vAlign w:val="center"/>
+            <w:shd w:val="clear" w:color="auto" w:fill="00843D"/>
+          </w:tcPr>
+          <w:p>
+            <w:pPr>
+              <w:spacing w:after="40" w:before="40"/>
+            </w:pPr>
+            <w:r>
+              <w:rPr>
+                <w:rFonts w:ascii="Arial" w:hAnsi="Arial"/>
+                <w:b/>
+                <w:i w:val="0"/>
+                <w:color w:val="FFFFFF"/>
+                <w:sz w:val="20"/>
+              </w:rPr>
+              <w:t>Competency</w:t>
+            </w:r>
+          </w:p>
+        </w:tc>
+        <w:tc>
+          <w:tcPr>
+            <w:tcW w:type="dxa" w:w="2520"/>
+            <w:vAlign w:val="center"/>
+            <w:shd w:val="clear" w:color="auto" w:fill="00843D"/>
+          </w:tcPr>
+          <w:p>
+            <w:pPr>
+              <w:spacing w:after="40" w:before="40"/>
+            </w:pPr>
+            <w:r>
+              <w:rPr>
+                <w:rFonts w:ascii="Arial" w:hAnsi="Arial"/>
+                <w:b/>
+                <w:i w:val="0"/>
+                <w:color w:val="FFFFFF"/>
+                <w:sz w:val="20"/>
+              </w:rPr>
+              <w:t>What Round 1 said</w:t>
+            </w:r>
+          </w:p>
+        </w:tc>
+        <w:tc>
+          <w:tcPr>
+            <w:tcW w:type="dxa" w:w="2520"/>
+            <w:vAlign w:val="center"/>
+            <w:shd w:val="clear" w:color="auto" w:fill="00843D"/>
+          </w:tcPr>
+          <w:p>
+            <w:pPr>
+              <w:spacing w:after="40" w:before="40"/>
+            </w:pPr>
+            <w:r>
+              <w:rPr>
+                <w:rFonts w:ascii="Arial" w:hAnsi="Arial"/>
+                <w:b/>
+                <w:i w:val="0"/>
+                <w:color w:val="FFFFFF"/>
+                <w:sz w:val="20"/>
+              </w:rPr>
+              <w:t>Disposition</w:t>
+            </w:r>
+          </w:p>
+        </w:tc>
+        <w:tc>
+          <w:tcPr>
+            <w:tcW w:type="dxa" w:w="2520"/>
+            <w:vAlign w:val="center"/>
+            <w:shd w:val="clear" w:color="auto" w:fill="00843D"/>
+          </w:tcPr>
+          <w:p>
+            <w:pPr>
+              <w:spacing w:after="40" w:before="40"/>
+            </w:pPr>
+            <w:r>
+              <w:rPr>
+                <w:rFonts w:ascii="Arial" w:hAnsi="Arial"/>
+                <w:b/>
+                <w:i w:val="0"/>
+                <w:color w:val="FFFFFF"/>
+                <w:sz w:val="20"/>
+              </w:rPr>
+              <w:t>Outcome</w:t>
+            </w:r>
+          </w:p>
+        </w:tc>
+      </w:tr>
+      <w:tr>
+        <w:tc>
+          <w:tcPr>
+            <w:tcW w:type="dxa" w:w="2520"/>
+            <w:vAlign w:val="center"/>
+          </w:tcPr>
+          <w:p>
+            <w:pPr>
+              <w:spacing w:after="40" w:before="40"/>
+            </w:pPr>
+            <w:r>
+              <w:rPr>
+                <w:rFonts w:ascii="Arial" w:hAnsi="Arial"/>
+                <w:b/>
+                <w:i w:val="0"/>
+                <w:color w:val="1C2722"/>
+                <w:sz w:val="18"/>
+              </w:rPr>
+              <w:t>Compensation &amp; Pay Design</w:t>
+            </w:r>
+          </w:p>
+        </w:tc>
+        <w:tc>
+          <w:tcPr>
+            <w:tcW w:type="dxa" w:w="2520"/>
+            <w:vAlign w:val="center"/>
+          </w:tcPr>
+          <w:p>
+            <w:pPr>
+              <w:spacing w:after="40" w:before="40"/>
+            </w:pPr>
+            <w:r>
+              <w:rPr>
+                <w:rFonts w:ascii="Arial" w:hAnsi="Arial"/>
+                <w:b w:val="0"/>
+                <w:i w:val="0"/>
+                <w:color w:val="1C2722"/>
+                <w:sz w:val="18"/>
+              </w:rPr>
+              <w:t>SVP (Clinton Shoap) reauthored all four levels and asked to remove HR Service Delivery and Workforce Planning from the Compensation set; Global Mobility asked to tailor toward international-assignment compensation; Total Rewards Advisory asked to broaden to design and deployment.</w:t>
+            </w:r>
+          </w:p>
+        </w:tc>
+        <w:tc>
+          <w:tcPr>
+            <w:tcW w:type="dxa" w:w="2520"/>
+            <w:vAlign w:val="center"/>
+          </w:tcPr>
+          <w:p>
+            <w:pPr>
+              <w:spacing w:after="40" w:before="40"/>
+            </w:pPr>
+            <w:r>
+              <w:rPr>
+                <w:rFonts w:ascii="Arial" w:hAnsi="Arial"/>
+                <w:b/>
+                <w:i w:val="0"/>
+                <w:color w:val="00843D"/>
+                <w:sz w:val="18"/>
+              </w:rPr>
+              <w:t>Applied</w:t>
+            </w:r>
+          </w:p>
+        </w:tc>
+        <w:tc>
+          <w:tcPr>
+            <w:tcW w:type="dxa" w:w="2520"/>
+            <w:vAlign w:val="center"/>
+          </w:tcPr>
+          <w:p>
+            <w:pPr>
+              <w:spacing w:after="40" w:before="40"/>
+            </w:pPr>
+            <w:r>
+              <w:rPr>
+                <w:rFonts w:ascii="Arial" w:hAnsi="Arial"/>
+                <w:b w:val="0"/>
+                <w:i w:val="0"/>
+                <w:color w:val="1C2722"/>
+                <w:sz w:val="18"/>
+              </w:rPr>
+              <w:t>SVP wording adopted as the authoritative owner version; set-membership change applied; contributor views honored via level (Decision 2).</w:t>
+            </w:r>
+          </w:p>
+        </w:tc>
+      </w:tr>
+      <w:tr>
+        <w:tc>
+          <w:tcPr>
+            <w:tcW w:type="dxa" w:w="2520"/>
+            <w:vAlign w:val="center"/>
+          </w:tcPr>
+          <w:p>
+            <w:pPr>
+              <w:spacing w:after="40" w:before="40"/>
+            </w:pPr>
+            <w:r>
+              <w:rPr>
+                <w:rFonts w:ascii="Arial" w:hAnsi="Arial"/>
+                <w:b/>
+                <w:i w:val="0"/>
+                <w:color w:val="1C2722"/>
+                <w:sz w:val="18"/>
+              </w:rPr>
+              <w:t>Benefits Program Strategy &amp; Management</w:t>
+            </w:r>
+          </w:p>
+        </w:tc>
+        <w:tc>
+          <w:tcPr>
+            <w:tcW w:type="dxa" w:w="2520"/>
+            <w:vAlign w:val="center"/>
+          </w:tcPr>
+          <w:p>
+            <w:pPr>
+              <w:spacing w:after="40" w:before="40"/>
+            </w:pPr>
+            <w:r>
+              <w:rPr>
+                <w:rFonts w:ascii="Arial" w:hAnsi="Arial"/>
+                <w:b w:val="0"/>
+                <w:i w:val="0"/>
+                <w:color w:val="1C2722"/>
+                <w:sz w:val="18"/>
+              </w:rPr>
+              <w:t>Benefits asked to rename to Design and Governance and move operational components out; Global Mobility asked to make the mobility dimension explicit; Total Rewards Advisory framed its role as facilitation.</w:t>
+            </w:r>
+          </w:p>
+        </w:tc>
+        <w:tc>
+          <w:tcPr>
+            <w:tcW w:type="dxa" w:w="2520"/>
+            <w:vAlign w:val="center"/>
+          </w:tcPr>
+          <w:p>
+            <w:pPr>
+              <w:spacing w:after="40" w:before="40"/>
+            </w:pPr>
+            <w:r>
+              <w:rPr>
+                <w:rFonts w:ascii="Arial" w:hAnsi="Arial"/>
+                <w:b/>
+                <w:i w:val="0"/>
+                <w:color w:val="0F49C5"/>
+                <w:sz w:val="18"/>
+              </w:rPr>
+              <w:t>Synthesized / Used</w:t>
+            </w:r>
+          </w:p>
+        </w:tc>
+        <w:tc>
+          <w:tcPr>
+            <w:tcW w:type="dxa" w:w="2520"/>
+            <w:vAlign w:val="center"/>
+          </w:tcPr>
+          <w:p>
+            <w:pPr>
+              <w:spacing w:after="40" w:before="40"/>
+            </w:pPr>
+            <w:r>
+              <w:rPr>
+                <w:rFonts w:ascii="Arial" w:hAnsi="Arial"/>
+                <w:b w:val="0"/>
+                <w:i w:val="0"/>
+                <w:color w:val="1C2722"/>
+                <w:sz w:val="18"/>
+              </w:rPr>
+              <w:t>Kept as the shared benefits-and-mobility spine; v5 wording merges the additions; rename, scope, and levels open as Decision 1.</w:t>
+            </w:r>
+          </w:p>
+        </w:tc>
+      </w:tr>
+      <w:tr>
+        <w:tc>
+          <w:tcPr>
+            <w:tcW w:type="dxa" w:w="2520"/>
+            <w:vAlign w:val="center"/>
+          </w:tcPr>
+          <w:p>
+            <w:pPr>
+              <w:spacing w:after="40" w:before="40"/>
+            </w:pPr>
+            <w:r>
+              <w:rPr>
+                <w:rFonts w:ascii="Arial" w:hAnsi="Arial"/>
+                <w:b/>
+                <w:i w:val="0"/>
+                <w:color w:val="1C2722"/>
+                <w:sz w:val="18"/>
+              </w:rPr>
+              <w:t>Global Mobility Program Management</w:t>
+            </w:r>
+          </w:p>
+        </w:tc>
+        <w:tc>
+          <w:tcPr>
+            <w:tcW w:type="dxa" w:w="2520"/>
+            <w:vAlign w:val="center"/>
+          </w:tcPr>
+          <w:p>
+            <w:pPr>
+              <w:spacing w:after="40" w:before="40"/>
+            </w:pPr>
+            <w:r>
+              <w:rPr>
+                <w:rFonts w:ascii="Arial" w:hAnsi="Arial"/>
+                <w:b w:val="0"/>
+                <w:i w:val="0"/>
+                <w:color w:val="1C2722"/>
+                <w:sz w:val="18"/>
+              </w:rPr>
+              <w:t>Global Mobility drafted and supported a new competency for core mobility program management; Total Rewards Advisory agreed it is relevant at awareness level.</w:t>
+            </w:r>
+          </w:p>
+        </w:tc>
+        <w:tc>
+          <w:tcPr>
+            <w:tcW w:type="dxa" w:w="2520"/>
+            <w:vAlign w:val="center"/>
+          </w:tcPr>
+          <w:p>
+            <w:pPr>
+              <w:spacing w:after="40" w:before="40"/>
+            </w:pPr>
+            <w:r>
+              <w:rPr>
+                <w:rFonts w:ascii="Arial" w:hAnsi="Arial"/>
+                <w:b/>
+                <w:i w:val="0"/>
+                <w:color w:val="00843D"/>
+                <w:sz w:val="18"/>
+              </w:rPr>
+              <w:t>Applied</w:t>
+            </w:r>
+          </w:p>
+        </w:tc>
+        <w:tc>
+          <w:tcPr>
+            <w:tcW w:type="dxa" w:w="2520"/>
+            <w:vAlign w:val="center"/>
+          </w:tcPr>
+          <w:p>
+            <w:pPr>
+              <w:spacing w:after="40" w:before="40"/>
+            </w:pPr>
+            <w:r>
+              <w:rPr>
+                <w:rFonts w:ascii="Arial" w:hAnsi="Arial"/>
+                <w:b w:val="0"/>
+                <w:i w:val="0"/>
+                <w:color w:val="1C2722"/>
+                <w:sz w:val="18"/>
+              </w:rPr>
+              <w:t>Adopted as a PROPOSED single-specialization competency (Global Mobility owner; TRA awareness); mobility tax stays in HR Compliance (Decision 4).</w:t>
+            </w:r>
+          </w:p>
+        </w:tc>
+      </w:tr>
+      <w:tr>
+        <w:tc>
+          <w:tcPr>
+            <w:tcW w:type="dxa" w:w="2520"/>
+            <w:vAlign w:val="center"/>
+          </w:tcPr>
+          <w:p>
+            <w:pPr>
+              <w:spacing w:after="40" w:before="40"/>
+            </w:pPr>
+            <w:r>
+              <w:rPr>
+                <w:rFonts w:ascii="Arial" w:hAnsi="Arial"/>
+                <w:b/>
+                <w:i w:val="0"/>
+                <w:color w:val="1C2722"/>
+                <w:sz w:val="18"/>
+              </w:rPr>
+              <w:t>Workforce Analytics &amp; HR Insights</w:t>
+            </w:r>
+          </w:p>
+        </w:tc>
+        <w:tc>
+          <w:tcPr>
+            <w:tcW w:type="dxa" w:w="2520"/>
+            <w:vAlign w:val="center"/>
+          </w:tcPr>
+          <w:p>
+            <w:pPr>
+              <w:spacing w:after="40" w:before="40"/>
+            </w:pPr>
+            <w:r>
+              <w:rPr>
+                <w:rFonts w:ascii="Arial" w:hAnsi="Arial"/>
+                <w:b w:val="0"/>
+                <w:i w:val="0"/>
+                <w:color w:val="1C2722"/>
+                <w:sz w:val="18"/>
+              </w:rPr>
+              <w:t>Compensation, Benefits, and Total Rewards Advisory rated it a user-level competency; an earlier weakest-importance label was a data error.</w:t>
+            </w:r>
+          </w:p>
+        </w:tc>
+        <w:tc>
+          <w:tcPr>
+            <w:tcW w:type="dxa" w:w="2520"/>
+            <w:vAlign w:val="center"/>
+          </w:tcPr>
+          <w:p>
+            <w:pPr>
+              <w:spacing w:after="40" w:before="40"/>
+            </w:pPr>
+            <w:r>
+              <w:rPr>
+                <w:rFonts w:ascii="Arial" w:hAnsi="Arial"/>
+                <w:b/>
+                <w:i w:val="0"/>
+                <w:color w:val="C50F1F"/>
+                <w:sz w:val="18"/>
+              </w:rPr>
+              <w:t>Corrected</w:t>
+            </w:r>
+          </w:p>
+        </w:tc>
+        <w:tc>
+          <w:tcPr>
+            <w:tcW w:type="dxa" w:w="2520"/>
+            <w:vAlign w:val="center"/>
+          </w:tcPr>
+          <w:p>
+            <w:pPr>
+              <w:spacing w:after="40" w:before="40"/>
+            </w:pPr>
+            <w:r>
+              <w:rPr>
+                <w:rFonts w:ascii="Arial" w:hAnsi="Arial"/>
+                <w:b w:val="0"/>
+                <w:i w:val="0"/>
+                <w:color w:val="1C2722"/>
+                <w:sz w:val="18"/>
+              </w:rPr>
+              <w:t>Kept at use-not-own levels with a rewards-and-benefits reporting lens; boundary added against Common Technology &amp; Data Acumen (Decision 3).</w:t>
+            </w:r>
+          </w:p>
+        </w:tc>
+      </w:tr>
+      <w:tr>
+        <w:tc>
+          <w:tcPr>
+            <w:tcW w:type="dxa" w:w="2520"/>
+            <w:vAlign w:val="center"/>
+          </w:tcPr>
+          <w:p>
+            <w:pPr>
+              <w:spacing w:after="40" w:before="40"/>
+            </w:pPr>
+            <w:r>
+              <w:rPr>
+                <w:rFonts w:ascii="Arial" w:hAnsi="Arial"/>
+                <w:b/>
+                <w:i w:val="0"/>
+                <w:color w:val="1C2722"/>
+                <w:sz w:val="18"/>
+              </w:rPr>
+              <w:t>HR Compliance &amp; Workforce Risk</w:t>
+            </w:r>
+          </w:p>
+        </w:tc>
+        <w:tc>
+          <w:tcPr>
+            <w:tcW w:type="dxa" w:w="2520"/>
+            <w:vAlign w:val="center"/>
+          </w:tcPr>
+          <w:p>
+            <w:pPr>
+              <w:spacing w:after="40" w:before="40"/>
+            </w:pPr>
+            <w:r>
+              <w:rPr>
+                <w:rFonts w:ascii="Arial" w:hAnsi="Arial"/>
+                <w:b w:val="0"/>
+                <w:i w:val="0"/>
+                <w:color w:val="1C2722"/>
+                <w:sz w:val="18"/>
+              </w:rPr>
+              <w:t>Global Mobility confirmed a strong fit and Benefits endorsed it; reviewers asked to add labor agreements, vendor oversight, and cross-border and immigration.</w:t>
+            </w:r>
+          </w:p>
+        </w:tc>
+        <w:tc>
+          <w:tcPr>
+            <w:tcW w:type="dxa" w:w="2520"/>
+            <w:vAlign w:val="center"/>
+          </w:tcPr>
+          <w:p>
+            <w:pPr>
+              <w:spacing w:after="40" w:before="40"/>
+            </w:pPr>
+            <w:r>
+              <w:rPr>
+                <w:rFonts w:ascii="Arial" w:hAnsi="Arial"/>
+                <w:b/>
+                <w:i w:val="0"/>
+                <w:color w:val="00843D"/>
+                <w:sz w:val="18"/>
+              </w:rPr>
+              <w:t>Applied</w:t>
+            </w:r>
+          </w:p>
+        </w:tc>
+        <w:tc>
+          <w:tcPr>
+            <w:tcW w:type="dxa" w:w="2520"/>
+            <w:vAlign w:val="center"/>
+          </w:tcPr>
+          <w:p>
+            <w:pPr>
+              <w:spacing w:after="40" w:before="40"/>
+            </w:pPr>
+            <w:r>
+              <w:rPr>
+                <w:rFonts w:ascii="Arial" w:hAnsi="Arial"/>
+                <w:b w:val="0"/>
+                <w:i w:val="0"/>
+                <w:color w:val="1C2722"/>
+                <w:sz w:val="18"/>
+              </w:rPr>
+              <w:t>Reauthored across all four levels as the shared employment-practice anchor (Confirmation 1).</w:t>
+            </w:r>
+          </w:p>
+        </w:tc>
+      </w:tr>
+      <w:tr>
+        <w:tc>
+          <w:tcPr>
+            <w:tcW w:type="dxa" w:w="2520"/>
+            <w:vAlign w:val="center"/>
+          </w:tcPr>
+          <w:p>
+            <w:pPr>
+              <w:spacing w:after="40" w:before="40"/>
+            </w:pPr>
+            <w:r>
+              <w:rPr>
+                <w:rFonts w:ascii="Arial" w:hAnsi="Arial"/>
+                <w:b/>
+                <w:i w:val="0"/>
+                <w:color w:val="1C2722"/>
+                <w:sz w:val="18"/>
+              </w:rPr>
+              <w:t>HR Service Delivery Excellence</w:t>
+            </w:r>
+          </w:p>
+        </w:tc>
+        <w:tc>
+          <w:tcPr>
+            <w:tcW w:type="dxa" w:w="2520"/>
+            <w:vAlign w:val="center"/>
+          </w:tcPr>
+          <w:p>
+            <w:pPr>
+              <w:spacing w:after="40" w:before="40"/>
+            </w:pPr>
+            <w:r>
+              <w:rPr>
+                <w:rFonts w:ascii="Arial" w:hAnsi="Arial"/>
+                <w:b w:val="0"/>
+                <w:i w:val="0"/>
+                <w:color w:val="1C2722"/>
+                <w:sz w:val="18"/>
+              </w:rPr>
+              <w:t>Strongly supported and endorsed by Global Mobility; reviewers asked to sharpen vendor, SLA, and process-governance examples; SVP asked to remove it from the Compensation set.</w:t>
+            </w:r>
+          </w:p>
+        </w:tc>
+        <w:tc>
+          <w:tcPr>
+            <w:tcW w:type="dxa" w:w="2520"/>
+            <w:vAlign w:val="center"/>
+          </w:tcPr>
+          <w:p>
+            <w:pPr>
+              <w:spacing w:after="40" w:before="40"/>
+            </w:pPr>
+            <w:r>
+              <w:rPr>
+                <w:rFonts w:ascii="Arial" w:hAnsi="Arial"/>
+                <w:b/>
+                <w:i w:val="0"/>
+                <w:color w:val="C50F1F"/>
+                <w:sz w:val="18"/>
+              </w:rPr>
+              <w:t>Corrected</w:t>
+            </w:r>
+          </w:p>
+        </w:tc>
+        <w:tc>
+          <w:tcPr>
+            <w:tcW w:type="dxa" w:w="2520"/>
+            <w:vAlign w:val="center"/>
+          </w:tcPr>
+          <w:p>
+            <w:pPr>
+              <w:spacing w:after="40" w:before="40"/>
+            </w:pPr>
+            <w:r>
+              <w:rPr>
+                <w:rFonts w:ascii="Arial" w:hAnsi="Arial"/>
+                <w:b w:val="0"/>
+                <w:i w:val="0"/>
+                <w:color w:val="1C2722"/>
+                <w:sz w:val="18"/>
+              </w:rPr>
+              <w:t>Kept with no change to what it measures; examples sharpened; removed from the Compensation set; receives operational components from Benefits Program Strategy.</w:t>
+            </w:r>
+          </w:p>
+        </w:tc>
+      </w:tr>
+      <w:tr>
+        <w:tc>
+          <w:tcPr>
+            <w:tcW w:type="dxa" w:w="2520"/>
+            <w:vAlign w:val="center"/>
+          </w:tcPr>
+          <w:p>
+            <w:pPr>
+              <w:spacing w:after="40" w:before="40"/>
+            </w:pPr>
+            <w:r>
+              <w:rPr>
+                <w:rFonts w:ascii="Arial" w:hAnsi="Arial"/>
+                <w:b/>
+                <w:i w:val="0"/>
+                <w:color w:val="1C2722"/>
+                <w:sz w:val="18"/>
+              </w:rPr>
+              <w:t>Performance Management Program Design</w:t>
+            </w:r>
+          </w:p>
+        </w:tc>
+        <w:tc>
+          <w:tcPr>
+            <w:tcW w:type="dxa" w:w="2520"/>
+            <w:vAlign w:val="center"/>
+          </w:tcPr>
+          <w:p>
+            <w:pPr>
+              <w:spacing w:after="40" w:before="40"/>
+            </w:pPr>
+            <w:r>
+              <w:rPr>
+                <w:rFonts w:ascii="Arial" w:hAnsi="Arial"/>
+                <w:b w:val="0"/>
+                <w:i w:val="0"/>
+                <w:color w:val="1C2722"/>
+                <w:sz w:val="18"/>
+              </w:rPr>
+              <w:t>Considerable overlap between performance and pay; reviewers proposed adding it to the Total Rewards Advisory set.</w:t>
+            </w:r>
+          </w:p>
+        </w:tc>
+        <w:tc>
+          <w:tcPr>
+            <w:tcW w:type="dxa" w:w="2520"/>
+            <w:vAlign w:val="center"/>
+          </w:tcPr>
+          <w:p>
+            <w:pPr>
+              <w:spacing w:after="40" w:before="40"/>
+            </w:pPr>
+            <w:r>
+              <w:rPr>
+                <w:rFonts w:ascii="Arial" w:hAnsi="Arial"/>
+                <w:b/>
+                <w:i w:val="0"/>
+                <w:color w:val="00843D"/>
+                <w:sz w:val="18"/>
+              </w:rPr>
+              <w:t>Applied</w:t>
+            </w:r>
+          </w:p>
+        </w:tc>
+        <w:tc>
+          <w:tcPr>
+            <w:tcW w:type="dxa" w:w="2520"/>
+            <w:vAlign w:val="center"/>
+          </w:tcPr>
+          <w:p>
+            <w:pPr>
+              <w:spacing w:after="40" w:before="40"/>
+            </w:pPr>
+            <w:r>
+              <w:rPr>
+                <w:rFonts w:ascii="Arial" w:hAnsi="Arial"/>
+                <w:b w:val="0"/>
+                <w:i w:val="0"/>
+                <w:color w:val="1C2722"/>
+                <w:sz w:val="18"/>
+              </w:rPr>
+              <w:t>Added to the Total Rewards Advisory set at advisory (apply-and-advise) levels (Decision 5).</w:t>
+            </w:r>
+          </w:p>
+        </w:tc>
+      </w:tr>
+      <w:tr>
+        <w:tc>
+          <w:tcPr>
+            <w:tcW w:type="dxa" w:w="2520"/>
+            <w:vAlign w:val="center"/>
+          </w:tcPr>
+          <w:p>
+            <w:pPr>
+              <w:spacing w:after="40" w:before="40"/>
+            </w:pPr>
+            <w:r>
+              <w:rPr>
+                <w:rFonts w:ascii="Arial" w:hAnsi="Arial"/>
+                <w:b/>
+                <w:i w:val="0"/>
+                <w:color w:val="1C2722"/>
+                <w:sz w:val="18"/>
+              </w:rPr>
+              <w:t>Talent Review &amp; Succession Management</w:t>
+            </w:r>
+          </w:p>
+        </w:tc>
+        <w:tc>
+          <w:tcPr>
+            <w:tcW w:type="dxa" w:w="2520"/>
+            <w:vAlign w:val="center"/>
+          </w:tcPr>
+          <w:p>
+            <w:pPr>
+              <w:spacing w:after="40" w:before="40"/>
+            </w:pPr>
+            <w:r>
+              <w:rPr>
+                <w:rFonts w:ascii="Arial" w:hAnsi="Arial"/>
+                <w:b w:val="0"/>
+                <w:i w:val="0"/>
+                <w:color w:val="1C2722"/>
+                <w:sz w:val="18"/>
+              </w:rPr>
+              <w:t>Proposed for the Total Rewards Advisory set alongside Performance Management given the performance-and-pay overlap.</w:t>
+            </w:r>
+          </w:p>
+        </w:tc>
+        <w:tc>
+          <w:tcPr>
+            <w:tcW w:type="dxa" w:w="2520"/>
+            <w:vAlign w:val="center"/>
+          </w:tcPr>
+          <w:p>
+            <w:pPr>
+              <w:spacing w:after="40" w:before="40"/>
+            </w:pPr>
+            <w:r>
+              <w:rPr>
+                <w:rFonts w:ascii="Arial" w:hAnsi="Arial"/>
+                <w:b/>
+                <w:i w:val="0"/>
+                <w:color w:val="00843D"/>
+                <w:sz w:val="18"/>
+              </w:rPr>
+              <w:t>Applied</w:t>
+            </w:r>
+          </w:p>
+        </w:tc>
+        <w:tc>
+          <w:tcPr>
+            <w:tcW w:type="dxa" w:w="2520"/>
+            <w:vAlign w:val="center"/>
+          </w:tcPr>
+          <w:p>
+            <w:pPr>
+              <w:spacing w:after="40" w:before="40"/>
+            </w:pPr>
+            <w:r>
+              <w:rPr>
+                <w:rFonts w:ascii="Arial" w:hAnsi="Arial"/>
+                <w:b w:val="0"/>
+                <w:i w:val="0"/>
+                <w:color w:val="1C2722"/>
+                <w:sz w:val="18"/>
+              </w:rPr>
+              <w:t>Added to the Total Rewards Advisory set at advisory levels (Decision 5).</w:t>
+            </w:r>
+          </w:p>
+        </w:tc>
+      </w:tr>
+      <w:tr>
+        <w:tc>
+          <w:tcPr>
+            <w:tcW w:type="dxa" w:w="2520"/>
+            <w:vAlign w:val="center"/>
+          </w:tcPr>
+          <w:p>
+            <w:pPr>
+              <w:spacing w:after="40" w:before="40"/>
+            </w:pPr>
+            <w:r>
+              <w:rPr>
+                <w:rFonts w:ascii="Arial" w:hAnsi="Arial"/>
+                <w:b/>
+                <w:i w:val="0"/>
+                <w:color w:val="1C2722"/>
+                <w:sz w:val="18"/>
+              </w:rPr>
+              <w:t>Organization Design &amp; Operating Models</w:t>
+            </w:r>
+          </w:p>
+        </w:tc>
+        <w:tc>
+          <w:tcPr>
+            <w:tcW w:type="dxa" w:w="2520"/>
+            <w:vAlign w:val="center"/>
+          </w:tcPr>
+          <w:p>
+            <w:pPr>
+              <w:spacing w:after="40" w:before="40"/>
+            </w:pPr>
+            <w:r>
+              <w:rPr>
+                <w:rFonts w:ascii="Arial" w:hAnsi="Arial"/>
+                <w:b w:val="0"/>
+                <w:i w:val="0"/>
+                <w:color w:val="1C2722"/>
+                <w:sz w:val="18"/>
+              </w:rPr>
+              <w:t>Reviewers said it may be a better job-architecture anchor than Workforce Planning &amp; Capability Strategy and would be an input to broader org work.</w:t>
+            </w:r>
+          </w:p>
+        </w:tc>
+        <w:tc>
+          <w:tcPr>
+            <w:tcW w:type="dxa" w:w="2520"/>
+            <w:vAlign w:val="center"/>
+          </w:tcPr>
+          <w:p>
+            <w:pPr>
+              <w:spacing w:after="40" w:before="40"/>
+            </w:pPr>
+            <w:r>
+              <w:rPr>
+                <w:rFonts w:ascii="Arial" w:hAnsi="Arial"/>
+                <w:b/>
+                <w:i w:val="0"/>
+                <w:color w:val="0F49C5"/>
+                <w:sz w:val="18"/>
+              </w:rPr>
+              <w:t>Synthesized / Used</w:t>
+            </w:r>
+          </w:p>
+        </w:tc>
+        <w:tc>
+          <w:tcPr>
+            <w:tcW w:type="dxa" w:w="2520"/>
+            <w:vAlign w:val="center"/>
+          </w:tcPr>
+          <w:p>
+            <w:pPr>
+              <w:spacing w:after="40" w:before="40"/>
+            </w:pPr>
+            <w:r>
+              <w:rPr>
+                <w:rFonts w:ascii="Arial" w:hAnsi="Arial"/>
+                <w:b w:val="0"/>
+                <w:i w:val="0"/>
+                <w:color w:val="1C2722"/>
+                <w:sz w:val="18"/>
+              </w:rPr>
+              <w:t>Swapped in for Workforce Planning as the Total Rewards Advisory job-architecture anchor (net-neutral to set size; Decision 5).</w:t>
+            </w:r>
+          </w:p>
+        </w:tc>
+      </w:tr>
+      <w:tr>
+        <w:tc>
+          <w:tcPr>
+            <w:tcW w:type="dxa" w:w="2520"/>
+            <w:vAlign w:val="center"/>
+          </w:tcPr>
+          <w:p>
+            <w:pPr>
+              <w:spacing w:after="40" w:before="40"/>
+            </w:pPr>
+            <w:r>
+              <w:rPr>
+                <w:rFonts w:ascii="Arial" w:hAnsi="Arial"/>
+                <w:b/>
+                <w:i w:val="0"/>
+                <w:color w:val="1C2722"/>
+                <w:sz w:val="18"/>
+              </w:rPr>
+              <w:t>Labor Relations &amp; Bargaining</w:t>
+            </w:r>
+          </w:p>
+        </w:tc>
+        <w:tc>
+          <w:tcPr>
+            <w:tcW w:type="dxa" w:w="2520"/>
+            <w:vAlign w:val="center"/>
+          </w:tcPr>
+          <w:p>
+            <w:pPr>
+              <w:spacing w:after="40" w:before="40"/>
+            </w:pPr>
+            <w:r>
+              <w:rPr>
+                <w:rFonts w:ascii="Arial" w:hAnsi="Arial"/>
+                <w:b w:val="0"/>
+                <w:i w:val="0"/>
+                <w:color w:val="1C2722"/>
+                <w:sz w:val="18"/>
+              </w:rPr>
+              <w:t>Total Rewards Advisory suggested it at Level 2 (limited); adding it alongside the two additions would breach the AS-7 set-size ceiling of eight.</w:t>
+            </w:r>
+          </w:p>
+        </w:tc>
+        <w:tc>
+          <w:tcPr>
+            <w:tcW w:type="dxa" w:w="2520"/>
+            <w:vAlign w:val="center"/>
+          </w:tcPr>
+          <w:p>
+            <w:pPr>
+              <w:spacing w:after="40" w:before="40"/>
+            </w:pPr>
+            <w:r>
+              <w:rPr>
+                <w:rFonts w:ascii="Arial" w:hAnsi="Arial"/>
+                <w:b/>
+                <w:i w:val="0"/>
+                <w:color w:val="FEA800"/>
+                <w:sz w:val="18"/>
+              </w:rPr>
+              <w:t>Deferred</w:t>
+            </w:r>
+          </w:p>
+        </w:tc>
+        <w:tc>
+          <w:tcPr>
+            <w:tcW w:type="dxa" w:w="2520"/>
+            <w:vAlign w:val="center"/>
+          </w:tcPr>
+          <w:p>
+            <w:pPr>
+              <w:spacing w:after="40" w:before="40"/>
+            </w:pPr>
+            <w:r>
+              <w:rPr>
+                <w:rFonts w:ascii="Arial" w:hAnsi="Arial"/>
+                <w:b w:val="0"/>
+                <w:i w:val="0"/>
+                <w:color w:val="1C2722"/>
+                <w:sz w:val="18"/>
+              </w:rPr>
+              <w:t>Deferred from the Total Rewards Advisory set under AS-7; revisit only if a competency is retired (Decision 5).</w:t>
+            </w:r>
+          </w:p>
+        </w:tc>
+      </w:tr>
+    </w:tbl>
+    <w:p>
+      <w:r>
+        <w:br w:type="page"/>
+      </w:r>
+    </w:p>
+    <w:p>
+      <w:pPr>
+        <w:spacing w:before="280" w:after="120"/>
+      </w:pPr>
+      <w:r>
+        <w:rPr>
+          <w:rFonts w:ascii="Georgia" w:hAnsi="Georgia"/>
+          <w:b/>
+          <w:i w:val="0"/>
+          <w:color w:val="01632D"/>
+          <w:sz w:val="28"/>
+        </w:rPr>
+        <w:t>Appendix B · Competency definitions and indicators for reference</w:t>
       </w:r>
     </w:p>
     <w:p>
@@ -7320,7 +8352,7 @@
           <w:color w:val="707773"/>
           <w:sz w:val="20"/>
         </w:rPr>
-        <w:t>Current indicators for the competencies in play, with accepted Round 1 edits applied. Read these as reminders before the session. The session decides ownership and level, not the wording. Every Round 1 comment is accounted for in the disposition register that accompanies this packet.</w:t>
+        <w:t>Current indicators for the competencies in play, with accepted Round 1 edits applied. Read these as reminders before the session. The session decides ownership and level, not the wording. Every Round 1 comment is accounted for in Appendix A.</w:t>
       </w:r>
     </w:p>
     <w:p>
